--- a/docs/research/extensions/speckit_superpowers/implementation/NANO_TASK_ENGINE.docx
+++ b/docs/research/extensions/speckit_superpowers/implementation/NANO_TASK_ENGINE.docx
@@ -115,6 +115,144 @@
       </w:r>
       <w:r>
         <w:t xml:space="preserve">Universal (§11.4.17) — consumed by reference from the constitution submodule; every project-supplied config is DATA per §11.4.35.</w:t>
+      </w:r>
+    </w:p>
+    <w:p>
+      <w:pPr>
+        <w:pStyle w:val="BlockText"/>
+      </w:pPr>
+      <w:r>
+        <w:rPr>
+          <w:b/>
+          <w:bCs/>
+        </w:rPr>
+        <w:t xml:space="preserve">ARCHITECTURE AMENDMENT — 2026-09-22 (HXC-159 Phase B3).</w:t>
+      </w:r>
+      <w:r>
+        <w:t xml:space="preserve"> </w:t>
+      </w:r>
+      <w:r>
+        <w:t xml:space="preserve">This nano-task</w:t>
+      </w:r>
+      <w:r>
+        <w:t xml:space="preserve"> </w:t>
+      </w:r>
+      <w:r>
+        <w:t xml:space="preserve">engine is a FUTURE, ASPIRATIONAL design — orthogonal to the "SuperBridge MCP"</w:t>
+      </w:r>
+      <w:r>
+        <w:t xml:space="preserve"> </w:t>
+      </w:r>
+      <w:r>
+        <w:t xml:space="preserve">(L5) execution tier that other documents in this corpus assumed, which was</w:t>
+      </w:r>
+      <w:r>
+        <w:t xml:space="preserve"> </w:t>
+      </w:r>
+      <w:r>
+        <w:t xml:space="preserve">independently re-derived TWICE (GitHub</w:t>
+      </w:r>
+      <w:r>
+        <w:t xml:space="preserve"> </w:t>
+      </w:r>
+      <w:r>
+        <w:rPr>
+          <w:rStyle w:val="VerbatimChar"/>
+        </w:rPr>
+        <w:t xml:space="preserve">total_count: 0</w:t>
+      </w:r>
+      <w:r>
+        <w:t xml:space="preserve">; npm exact-name</w:t>
+      </w:r>
+      <w:r>
+        <w:t xml:space="preserve"> </w:t>
+      </w:r>
+      <w:r>
+        <w:t xml:space="preserve">lookup</w:t>
+      </w:r>
+      <w:r>
+        <w:t xml:space="preserve"> </w:t>
+      </w:r>
+      <w:r>
+        <w:rPr>
+          <w:rStyle w:val="VerbatimChar"/>
+        </w:rPr>
+        <w:t xml:space="preserve">HTTP 404</w:t>
+      </w:r>
+      <w:r>
+        <w:t xml:space="preserve">) not to exist as software. Per Phase B2's own survey of</w:t>
+      </w:r>
+      <w:r>
+        <w:t xml:space="preserve"> </w:t>
+      </w:r>
+      <w:r>
+        <w:t xml:space="preserve">this document (</w:t>
+      </w:r>
+      <w:r>
+        <w:rPr>
+          <w:rStyle w:val="VerbatimChar"/>
+        </w:rPr>
+        <w:t xml:space="preserve">qa-results/hxc159/bridge_docs_delta/</w:t>
+      </w:r>
+      <w:r>
+        <w:t xml:space="preserve">), the nano-task engine</w:t>
+      </w:r>
+      <w:r>
+        <w:t xml:space="preserve"> </w:t>
+      </w:r>
+      <w:r>
+        <w:t xml:space="preserve">described here targets a DIFFERENT operational mode (weak local LLMs</w:t>
+      </w:r>
+      <w:r>
+        <w:t xml:space="preserve"> </w:t>
+      </w:r>
+      <w:r>
+        <w:t xml:space="preserve">needing tiny mechanically-checkable steps) than this project's own real</w:t>
+      </w:r>
+      <w:r>
+        <w:t xml:space="preserve"> </w:t>
+      </w:r>
+      <w:r>
+        <w:t xml:space="preserve">Bridge architecture, which has been corrected to 6 layers with the</w:t>
+      </w:r>
+      <w:r>
+        <w:t xml:space="preserve"> </w:t>
+      </w:r>
+      <w:r>
+        <w:t xml:space="preserve">execution tier filled by Spec Kit + Superpowers + Claude Code's own</w:t>
+      </w:r>
+      <w:r>
+        <w:t xml:space="preserve"> </w:t>
+      </w:r>
+      <w:r>
+        <w:t xml:space="preserve">skill/subagent machinery — never a nano-task-engine MCP server. See</w:t>
+      </w:r>
+      <w:r>
+        <w:t xml:space="preserve"> </w:t>
+      </w:r>
+      <w:r>
+        <w:rPr>
+          <w:rStyle w:val="VerbatimChar"/>
+        </w:rPr>
+        <w:t xml:space="preserve">../README.md#architecture-amendment-2026-09-22</w:t>
+      </w:r>
+      <w:r>
+        <w:t xml:space="preserve"> </w:t>
+      </w:r>
+      <w:r>
+        <w:t xml:space="preserve">for the full finding and</w:t>
+      </w:r>
+      <w:r>
+        <w:t xml:space="preserve"> </w:t>
+      </w:r>
+      <w:r>
+        <w:t xml:space="preserve">proof. Nothing below is claimed shipped; it is retained design intent per</w:t>
+      </w:r>
+      <w:r>
+        <w:t xml:space="preserve"> </w:t>
+      </w:r>
+      <w:r>
+        <w:t xml:space="preserve">§11.4.35/§11.4.124.</w:t>
       </w:r>
     </w:p>
     <w:p>
@@ -80255,7 +80393,7 @@
         <w:rFonts w:asciiTheme="minorHAnsi" w:cstheme="minorBidi" w:eastAsiaTheme="minorEastAsia" w:hAnsiTheme="minorHAnsi"/>
         <w:sz w:val="24"/>
         <w:szCs w:val="24"/>
-        <w:lang w:bidi="ar-SA" w:eastAsia="zh-CN" w:val="en"/>
+        <w:lang w:bidi="ar-SA" w:eastAsia="zh-CN" w:val="en-US"/>
       </w:rPr>
     </w:rPrDefault>
     <w:pPrDefault>
@@ -80307,8 +80445,8 @@
     </w:pPr>
     <w:rPr>
       <w:rFonts w:asciiTheme="majorHAnsi" w:cstheme="majorBidi" w:eastAsiaTheme="majorEastAsia" w:hAnsiTheme="majorHAnsi"/>
-      <w:sz w:val="40"/>
-      <w:szCs w:val="40"/>
+      <w:sz w:val="56"/>
+      <w:szCs w:val="56"/>
     </w:rPr>
   </w:style>
   <w:style w:customStyle="1" w:styleId="TitleChar" w:type="character">
@@ -80442,8 +80580,8 @@
     <w:rPr>
       <w:rFonts w:asciiTheme="majorHAnsi" w:cstheme="majorBidi" w:eastAsiaTheme="majorEastAsia" w:hAnsiTheme="majorHAnsi"/>
       <w:color w:themeColor="accent1" w:themeShade="BF" w:val="0F4761"/>
-      <w:sz w:val="32"/>
-      <w:szCs w:val="32"/>
+      <w:sz w:val="40"/>
+      <w:szCs w:val="40"/>
     </w:rPr>
   </w:style>
   <w:style w:styleId="Heading2" w:type="paragraph">
@@ -80465,8 +80603,8 @@
     <w:rPr>
       <w:rFonts w:asciiTheme="majorHAnsi" w:cstheme="majorBidi" w:eastAsiaTheme="majorEastAsia" w:hAnsiTheme="majorHAnsi"/>
       <w:color w:themeColor="accent1" w:themeShade="BF" w:val="0F4761"/>
-      <w:sz w:val="26"/>
-      <w:szCs w:val="26"/>
+      <w:sz w:val="32"/>
+      <w:szCs w:val="32"/>
     </w:rPr>
   </w:style>
   <w:style w:styleId="Heading3" w:type="paragraph">
@@ -80488,8 +80626,8 @@
     <w:rPr>
       <w:rFonts w:cstheme="majorBidi" w:eastAsiaTheme="majorEastAsia"/>
       <w:color w:themeColor="accent1" w:themeShade="BF" w:val="0F4761"/>
-      <w:sz w:val="24"/>
-      <w:szCs w:val="24"/>
+      <w:sz w:val="28"/>
+      <w:szCs w:val="28"/>
     </w:rPr>
   </w:style>
   <w:style w:styleId="Heading4" w:type="paragraph">
@@ -80509,8 +80647,6 @@
       <w:outlineLvl w:val="3"/>
     </w:pPr>
     <w:rPr>
-      <w:sz w:val="22"/>
-      <w:szCs w:val="22"/>
       <w:rFonts w:cstheme="majorBidi" w:eastAsiaTheme="majorEastAsia"/>
       <w:i/>
       <w:iCs/>
